--- a/Proposal working/Capstone Proposal Dave.docx
+++ b/Proposal working/Capstone Proposal Dave.docx
@@ -14,6 +14,7 @@
           <w:docPartUnique/>
         </w:docPartObj>
       </w:sdtPr>
+      <w:sdtEndPr/>
       <w:sdtContent>
         <w:p>
           <w:pPr>
@@ -3551,6 +3552,7 @@
                                     <w:dataBinding w:prefixMappings="xmlns:ns0='http://schemas.openxmlformats.org/officeDocument/2006/extended-properties' " w:xpath="/ns0:Properties[1]/ns0:Company[1]" w:storeItemID="{6668398D-A668-4E3E-A5EB-62B293D839F1}"/>
                                     <w:text/>
                                   </w:sdtPr>
+                                  <w:sdtEndPr/>
                                   <w:sdtContent>
                                     <w:r>
                                       <w:rPr>
@@ -3617,6 +3619,7 @@
                               <w:dataBinding w:prefixMappings="xmlns:ns0='http://schemas.openxmlformats.org/officeDocument/2006/extended-properties' " w:xpath="/ns0:Properties[1]/ns0:Company[1]" w:storeItemID="{6668398D-A668-4E3E-A5EB-62B293D839F1}"/>
                               <w:text/>
                             </w:sdtPr>
+                            <w:sdtEndPr/>
                             <w:sdtContent>
                               <w:r>
                                 <w:rPr>
@@ -3720,6 +3723,7 @@
                                     <w:dataBinding w:prefixMappings="xmlns:ns0='http://purl.org/dc/elements/1.1/' xmlns:ns1='http://schemas.openxmlformats.org/package/2006/metadata/core-properties' " w:xpath="/ns1:coreProperties[1]/ns0:title[1]" w:storeItemID="{6C3C8BC8-F283-45AE-878A-BAB7291924A1}"/>
                                     <w:text/>
                                   </w:sdtPr>
+                                  <w:sdtEndPr/>
                                   <w:sdtContent>
                                     <w:r>
                                       <w:rPr>
@@ -3755,6 +3759,7 @@
                                     <w:dataBinding w:prefixMappings="xmlns:ns0='http://purl.org/dc/elements/1.1/' xmlns:ns1='http://schemas.openxmlformats.org/package/2006/metadata/core-properties' " w:xpath="/ns1:coreProperties[1]/ns0:subject[1]" w:storeItemID="{6C3C8BC8-F283-45AE-878A-BAB7291924A1}"/>
                                     <w:text/>
                                   </w:sdtPr>
+                                  <w:sdtEndPr/>
                                   <w:sdtContent>
                                     <w:r>
                                       <w:rPr>
@@ -3950,6 +3955,7 @@
                               <w:dataBinding w:prefixMappings="xmlns:ns0='http://purl.org/dc/elements/1.1/' xmlns:ns1='http://schemas.openxmlformats.org/package/2006/metadata/core-properties' " w:xpath="/ns1:coreProperties[1]/ns0:title[1]" w:storeItemID="{6C3C8BC8-F283-45AE-878A-BAB7291924A1}"/>
                               <w:text/>
                             </w:sdtPr>
+                            <w:sdtEndPr/>
                             <w:sdtContent>
                               <w:r>
                                 <w:rPr>
@@ -3985,6 +3991,7 @@
                               <w:dataBinding w:prefixMappings="xmlns:ns0='http://purl.org/dc/elements/1.1/' xmlns:ns1='http://schemas.openxmlformats.org/package/2006/metadata/core-properties' " w:xpath="/ns1:coreProperties[1]/ns0:subject[1]" w:storeItemID="{6C3C8BC8-F283-45AE-878A-BAB7291924A1}"/>
                               <w:text/>
                             </w:sdtPr>
+                            <w:sdtEndPr/>
                             <w:sdtContent>
                               <w:r>
                                 <w:rPr>
@@ -7795,13 +7802,7 @@
               <w:rPr>
                 <w:lang w:val="en-NZ"/>
               </w:rPr>
-              <w:t>Hardware stolen</w:t>
-            </w:r>
-            <w:r>
-              <w:rPr>
-                <w:lang w:val="en-NZ"/>
-              </w:rPr>
-              <w:t xml:space="preserve">. </w:t>
+              <w:t xml:space="preserve">Hardware stolen. </w:t>
             </w:r>
           </w:p>
           <w:p>
@@ -8308,6 +8309,18 @@
                 <w:lang w:val="en-NZ"/>
               </w:rPr>
             </w:pPr>
+            <w:r>
+              <w:rPr>
+                <w:lang w:val="en-NZ"/>
+              </w:rPr>
+              <w:t>Agree on a s</w:t>
+            </w:r>
+            <w:r>
+              <w:rPr>
+                <w:lang w:val="en-NZ"/>
+              </w:rPr>
+              <w:t>tyle/template before writing begins. Do a formatting pass before each submission.</w:t>
+            </w:r>
           </w:p>
         </w:tc>
       </w:tr>
@@ -8341,6 +8354,18 @@
                 <w:lang w:val="en-NZ"/>
               </w:rPr>
             </w:pPr>
+            <w:r>
+              <w:rPr>
+                <w:lang w:val="en-NZ"/>
+              </w:rPr>
+              <w:t>Confirm requirements in writing after each client/advisor meeting. Review minutes with the team</w:t>
+            </w:r>
+            <w:r>
+              <w:rPr>
+                <w:lang w:val="en-NZ"/>
+              </w:rPr>
+              <w:t>.</w:t>
+            </w:r>
           </w:p>
         </w:tc>
       </w:tr>
@@ -8380,6 +8405,12 @@
                 <w:lang w:val="en-NZ"/>
               </w:rPr>
             </w:pPr>
+            <w:r>
+              <w:rPr>
+                <w:lang w:val="en-NZ"/>
+              </w:rPr>
+              <w:t>Research/experiment with new tools early, before committing to them. Choose tools with good documentation and/or team familiarity.</w:t>
+            </w:r>
           </w:p>
         </w:tc>
       </w:tr>
@@ -8419,6 +8450,30 @@
                 <w:lang w:val="en-NZ"/>
               </w:rPr>
             </w:pPr>
+            <w:r>
+              <w:rPr>
+                <w:lang w:val="en-NZ"/>
+              </w:rPr>
+              <w:t>Lock up the PC while not in use</w:t>
+            </w:r>
+            <w:r>
+              <w:rPr>
+                <w:lang w:val="en-NZ"/>
+              </w:rPr>
+              <w:t xml:space="preserve">. Label components with </w:t>
+            </w:r>
+            <w:r>
+              <w:rPr>
+                <w:lang w:val="en-NZ"/>
+              </w:rPr>
+              <w:t xml:space="preserve">owner’s </w:t>
+            </w:r>
+            <w:r>
+              <w:rPr>
+                <w:lang w:val="en-NZ"/>
+              </w:rPr>
+              <w:t xml:space="preserve">name. </w:t>
+            </w:r>
           </w:p>
         </w:tc>
       </w:tr>
@@ -8482,6 +8537,12 @@
               </w:rPr>
               <w:t>Regular backups should be done in multiple locations.</w:t>
             </w:r>
+            <w:r>
+              <w:rPr>
+                <w:lang w:val="en-NZ"/>
+              </w:rPr>
+              <w:t xml:space="preserve"> Regularly commit/push to Git.</w:t>
+            </w:r>
           </w:p>
         </w:tc>
       </w:tr>
@@ -8521,6 +8582,12 @@
                 <w:lang w:val="en-NZ"/>
               </w:rPr>
             </w:pPr>
+            <w:r>
+              <w:rPr>
+                <w:lang w:val="en-NZ"/>
+              </w:rPr>
+              <w:t>Get requirements and scope signed off early, so project can continue even without ongoing client input.</w:t>
+            </w:r>
           </w:p>
         </w:tc>
       </w:tr>
@@ -8560,6 +8627,18 @@
                 <w:lang w:val="en-NZ"/>
               </w:rPr>
             </w:pPr>
+            <w:r>
+              <w:rPr>
+                <w:lang w:val="en-NZ"/>
+              </w:rPr>
+              <w:t xml:space="preserve">Keep </w:t>
+            </w:r>
+            <w:r>
+              <w:rPr>
+                <w:lang w:val="en-NZ"/>
+              </w:rPr>
+              <w:t>written records of advisor meetings so the project isn’t reliant on any single conversation.</w:t>
+            </w:r>
           </w:p>
         </w:tc>
       </w:tr>
@@ -8599,6 +8678,12 @@
                 <w:lang w:val="en-NZ"/>
               </w:rPr>
             </w:pPr>
+            <w:r>
+              <w:rPr>
+                <w:lang w:val="en-NZ"/>
+              </w:rPr>
+              <w:t>Use established, actively maintained tools where possible. Have backup options in case one tool goes down.</w:t>
+            </w:r>
           </w:p>
         </w:tc>
       </w:tr>
@@ -8638,6 +8723,24 @@
                 <w:lang w:val="en-NZ"/>
               </w:rPr>
             </w:pPr>
+            <w:r>
+              <w:rPr>
+                <w:lang w:val="en-NZ"/>
+              </w:rPr>
+              <w:t xml:space="preserve">Have a backup communication method (phone/text) </w:t>
+            </w:r>
+            <w:r>
+              <w:rPr>
+                <w:lang w:val="en-NZ"/>
+              </w:rPr>
+              <w:t xml:space="preserve">for </w:t>
+            </w:r>
+            <w:r>
+              <w:rPr>
+                <w:lang w:val="en-NZ"/>
+              </w:rPr>
+              <w:t>if discord/zoom is unreachable.</w:t>
+            </w:r>
           </w:p>
         </w:tc>
       </w:tr>
@@ -8656,6 +8759,7 @@
               <w:rPr>
                 <w:lang w:val="en-NZ"/>
               </w:rPr>
+              <w:lastRenderedPageBreak/>
               <w:t>R13</w:t>
             </w:r>
             <w:r>
@@ -8677,6 +8781,24 @@
                 <w:lang w:val="en-NZ"/>
               </w:rPr>
             </w:pPr>
+            <w:r>
+              <w:rPr>
+                <w:lang w:val="en-NZ"/>
+              </w:rPr>
+              <w:t xml:space="preserve">Make sure </w:t>
+            </w:r>
+            <w:r>
+              <w:rPr>
+                <w:lang w:val="en-NZ"/>
+              </w:rPr>
+              <w:t xml:space="preserve">the majority of work can be completed from home and doesn’t require </w:t>
+            </w:r>
+            <w:r>
+              <w:rPr>
+                <w:lang w:val="en-NZ"/>
+              </w:rPr>
+              <w:t>onsite presence.</w:t>
+            </w:r>
           </w:p>
         </w:tc>
       </w:tr>
@@ -8716,6 +8838,30 @@
                 <w:lang w:val="en-NZ"/>
               </w:rPr>
             </w:pPr>
+            <w:r>
+              <w:rPr>
+                <w:lang w:val="en-NZ"/>
+              </w:rPr>
+              <w:t>Save work frequently</w:t>
+            </w:r>
+            <w:r>
+              <w:rPr>
+                <w:lang w:val="en-NZ"/>
+              </w:rPr>
+              <w:t>.</w:t>
+            </w:r>
+            <w:r>
+              <w:rPr>
+                <w:lang w:val="en-NZ"/>
+              </w:rPr>
+              <w:t xml:space="preserve"> Keep a laptop with files synched to it so that work can continue if power goes out.</w:t>
+            </w:r>
+            <w:r>
+              <w:rPr>
+                <w:lang w:val="en-NZ"/>
+              </w:rPr>
+              <w:t xml:space="preserve"> </w:t>
+            </w:r>
           </w:p>
         </w:tc>
       </w:tr>
@@ -8749,6 +8895,18 @@
                 <w:lang w:val="en-NZ"/>
               </w:rPr>
             </w:pPr>
+            <w:r>
+              <w:rPr>
+                <w:lang w:val="en-NZ"/>
+              </w:rPr>
+              <w:t xml:space="preserve">Everyone works in separate files, then copies the </w:t>
+            </w:r>
+            <w:r>
+              <w:rPr>
+                <w:lang w:val="en-NZ"/>
+              </w:rPr>
+              <w:t>whole section into the main document once done. Communicate before editing the main document.</w:t>
+            </w:r>
           </w:p>
         </w:tc>
       </w:tr>
@@ -8867,6 +9025,18 @@
                 <w:lang w:val="en-NZ"/>
               </w:rPr>
             </w:pPr>
+            <w:r>
+              <w:rPr>
+                <w:lang w:val="en-NZ"/>
+              </w:rPr>
+              <w:t>Urgent team meeting to reprioritise</w:t>
+            </w:r>
+            <w:r>
+              <w:rPr>
+                <w:lang w:val="en-NZ"/>
+              </w:rPr>
+              <w:t>, meet with client to discuss cutting scope. Inform advisor if final deadline is at risk.</w:t>
+            </w:r>
           </w:p>
         </w:tc>
       </w:tr>
@@ -8899,6 +9069,18 @@
                 <w:lang w:val="en-NZ"/>
               </w:rPr>
             </w:pPr>
+            <w:r>
+              <w:rPr>
+                <w:lang w:val="en-NZ"/>
+              </w:rPr>
+              <w:t xml:space="preserve">Redistribute missing team member’s tasks to the rest of the team. Inform advisor if unavailability is </w:t>
+            </w:r>
+            <w:r>
+              <w:rPr>
+                <w:lang w:val="en-NZ"/>
+              </w:rPr>
+              <w:t>for an extended period of time. Possibly request scope adjustment.</w:t>
+            </w:r>
           </w:p>
         </w:tc>
       </w:tr>
@@ -8931,6 +9113,48 @@
                 <w:lang w:val="en-NZ"/>
               </w:rPr>
             </w:pPr>
+            <w:r>
+              <w:rPr>
+                <w:lang w:val="en-NZ"/>
+              </w:rPr>
+              <w:t xml:space="preserve">Notify </w:t>
+            </w:r>
+            <w:r>
+              <w:rPr>
+                <w:lang w:val="en-NZ"/>
+              </w:rPr>
+              <w:t>advisor/</w:t>
+            </w:r>
+            <w:r>
+              <w:rPr>
+                <w:lang w:val="en-NZ"/>
+              </w:rPr>
+              <w:t xml:space="preserve">coordinator. </w:t>
+            </w:r>
+            <w:r>
+              <w:rPr>
+                <w:lang w:val="en-NZ"/>
+              </w:rPr>
+              <w:t>Team member responsible a</w:t>
+            </w:r>
+            <w:r>
+              <w:rPr>
+                <w:lang w:val="en-NZ"/>
+              </w:rPr>
+              <w:t>dmit</w:t>
+            </w:r>
+            <w:r>
+              <w:rPr>
+                <w:lang w:val="en-NZ"/>
+              </w:rPr>
+              <w:t>s</w:t>
+            </w:r>
+            <w:r>
+              <w:rPr>
+                <w:lang w:val="en-NZ"/>
+              </w:rPr>
+              <w:t xml:space="preserve"> fault.</w:t>
+            </w:r>
           </w:p>
         </w:tc>
       </w:tr>
@@ -8963,6 +9187,18 @@
                 <w:lang w:val="en-NZ"/>
               </w:rPr>
             </w:pPr>
+            <w:r>
+              <w:rPr>
+                <w:lang w:val="en-NZ"/>
+              </w:rPr>
+              <w:t>Do a pass</w:t>
+            </w:r>
+            <w:r>
+              <w:rPr>
+                <w:lang w:val="en-NZ"/>
+              </w:rPr>
+              <w:t xml:space="preserve"> before each submission to ensure consistent formatting.</w:t>
+            </w:r>
           </w:p>
         </w:tc>
       </w:tr>
@@ -8996,6 +9232,18 @@
                 <w:lang w:val="en-NZ"/>
               </w:rPr>
             </w:pPr>
+            <w:r>
+              <w:rPr>
+                <w:lang w:val="en-NZ"/>
+              </w:rPr>
+              <w:t xml:space="preserve">Book urgent meeting with client/advisor for clarification. </w:t>
+            </w:r>
+            <w:r>
+              <w:rPr>
+                <w:lang w:val="en-NZ"/>
+              </w:rPr>
+              <w:t>Revise documentation for requirements.</w:t>
+            </w:r>
           </w:p>
         </w:tc>
       </w:tr>
@@ -9029,6 +9277,24 @@
                 <w:lang w:val="en-NZ"/>
               </w:rPr>
             </w:pPr>
+            <w:r>
+              <w:rPr>
+                <w:lang w:val="en-NZ"/>
+              </w:rPr>
+              <w:t>A</w:t>
+            </w:r>
+            <w:r>
+              <w:rPr>
+                <w:lang w:val="en-NZ"/>
+              </w:rPr>
+              <w:t xml:space="preserve">sk advisor for guidance. If software </w:t>
+            </w:r>
+            <w:r>
+              <w:rPr>
+                <w:lang w:val="en-NZ"/>
+              </w:rPr>
+              <w:t>is too difficult to work with, fall back to an easier alternative tool.</w:t>
+            </w:r>
           </w:p>
         </w:tc>
       </w:tr>
@@ -9047,7 +9313,6 @@
               <w:rPr>
                 <w:lang w:val="en-NZ"/>
               </w:rPr>
-              <w:lastRenderedPageBreak/>
               <w:t>R07 Hardware stolen</w:t>
             </w:r>
           </w:p>
@@ -9063,6 +9328,44 @@
                 <w:lang w:val="en-NZ"/>
               </w:rPr>
             </w:pPr>
+            <w:r>
+              <w:rPr>
+                <w:lang w:val="en-NZ"/>
+              </w:rPr>
+              <w:t xml:space="preserve">Report to </w:t>
+            </w:r>
+            <w:proofErr w:type="spellStart"/>
+            <w:r>
+              <w:rPr>
+                <w:lang w:val="en-NZ"/>
+              </w:rPr>
+              <w:t>Wel</w:t>
+            </w:r>
+            <w:r>
+              <w:rPr>
+                <w:lang w:val="en-NZ"/>
+              </w:rPr>
+              <w:t>T</w:t>
+            </w:r>
+            <w:r>
+              <w:rPr>
+                <w:lang w:val="en-NZ"/>
+              </w:rPr>
+              <w:t>ec</w:t>
+            </w:r>
+            <w:proofErr w:type="spellEnd"/>
+            <w:r>
+              <w:rPr>
+                <w:lang w:val="en-NZ"/>
+              </w:rPr>
+              <w:t xml:space="preserve"> and police.</w:t>
+            </w:r>
+            <w:r>
+              <w:rPr>
+                <w:lang w:val="en-NZ"/>
+              </w:rPr>
+              <w:t xml:space="preserve"> Contact client, advisor, and possibly coordinator for further steps.</w:t>
+            </w:r>
           </w:p>
         </w:tc>
       </w:tr>
@@ -9097,13 +9400,22 @@
               </w:rPr>
             </w:pPr>
             <w:r>
-              <w:t>Set an urgent meeting</w:t>
-            </w:r>
-            <w:r>
-              <w:t>, a</w:t>
-            </w:r>
-            <w:r>
-              <w:t>ttempt to recover from backup.</w:t>
+              <w:t xml:space="preserve">Notify team urgently, </w:t>
+            </w:r>
+            <w:r>
+              <w:t>attempt to recover from</w:t>
+            </w:r>
+            <w:r>
+              <w:t xml:space="preserve"> most recent </w:t>
+            </w:r>
+            <w:r>
+              <w:t>G</w:t>
+            </w:r>
+            <w:r>
+              <w:t>it commit</w:t>
+            </w:r>
+            <w:r>
+              <w:t>.</w:t>
             </w:r>
             <w:r>
               <w:t xml:space="preserve"> </w:t>
@@ -9112,13 +9424,19 @@
               <w:t>I</w:t>
             </w:r>
             <w:r>
-              <w:t xml:space="preserve">nform project coordinator or </w:t>
+              <w:t xml:space="preserve">nform project </w:t>
             </w:r>
             <w:r>
               <w:t xml:space="preserve">advisor </w:t>
             </w:r>
             <w:r>
-              <w:t>of the issue.</w:t>
+              <w:t xml:space="preserve">if </w:t>
+            </w:r>
+            <w:r>
+              <w:t>loss is significant</w:t>
+            </w:r>
+            <w:r>
+              <w:t>.</w:t>
             </w:r>
           </w:p>
         </w:tc>
@@ -9153,6 +9471,12 @@
                 <w:lang w:val="en-NZ"/>
               </w:rPr>
             </w:pPr>
+            <w:r>
+              <w:rPr>
+                <w:lang w:val="en-NZ"/>
+              </w:rPr>
+              <w:t>Continue work according to last signed off requirements. Inform advisor/coordinator.</w:t>
+            </w:r>
           </w:p>
         </w:tc>
       </w:tr>
@@ -9186,6 +9510,18 @@
                 <w:lang w:val="en-NZ"/>
               </w:rPr>
             </w:pPr>
+            <w:r>
+              <w:rPr>
+                <w:lang w:val="en-NZ"/>
+              </w:rPr>
+              <w:t>Escalate to course coordinator</w:t>
+            </w:r>
+            <w:r>
+              <w:rPr>
+                <w:lang w:val="en-NZ"/>
+              </w:rPr>
+              <w:t xml:space="preserve"> for advice. Continue work according to last agreed requirements in the meantime.</w:t>
+            </w:r>
           </w:p>
         </w:tc>
       </w:tr>
@@ -9204,6 +9540,7 @@
               <w:rPr>
                 <w:lang w:val="en-NZ"/>
               </w:rPr>
+              <w:lastRenderedPageBreak/>
               <w:t>R11 Tech/Vendor becomes unavailable</w:t>
             </w:r>
           </w:p>
@@ -9219,6 +9556,36 @@
                 <w:lang w:val="en-NZ"/>
               </w:rPr>
             </w:pPr>
+            <w:r>
+              <w:rPr>
+                <w:lang w:val="en-NZ"/>
+              </w:rPr>
+              <w:t>Switch to a</w:t>
+            </w:r>
+            <w:r>
+              <w:rPr>
+                <w:lang w:val="en-NZ"/>
+              </w:rPr>
+              <w:t>n</w:t>
+            </w:r>
+            <w:r>
+              <w:rPr>
+                <w:lang w:val="en-NZ"/>
+              </w:rPr>
+              <w:t xml:space="preserve"> alternative </w:t>
+            </w:r>
+            <w:r>
+              <w:rPr>
+                <w:lang w:val="en-NZ"/>
+              </w:rPr>
+              <w:t xml:space="preserve">tool or last available open-source version. Inform client/advisor if </w:t>
+            </w:r>
+            <w:r>
+              <w:rPr>
+                <w:lang w:val="en-NZ"/>
+              </w:rPr>
+              <w:t>functionality impact is significant.</w:t>
+            </w:r>
           </w:p>
         </w:tc>
       </w:tr>
@@ -9252,6 +9619,18 @@
                 <w:lang w:val="en-NZ"/>
               </w:rPr>
             </w:pPr>
+            <w:r>
+              <w:rPr>
+                <w:lang w:val="en-NZ"/>
+              </w:rPr>
+              <w:t>Fall back to phone/text to stay coordinated. Work offline, or t</w:t>
+            </w:r>
+            <w:r>
+              <w:rPr>
+                <w:lang w:val="en-NZ"/>
+              </w:rPr>
+              <w:t>ether/hotspot using mobile data to stay online.</w:t>
+            </w:r>
           </w:p>
         </w:tc>
       </w:tr>
@@ -9285,6 +9664,12 @@
                 <w:lang w:val="en-NZ"/>
               </w:rPr>
             </w:pPr>
+            <w:r>
+              <w:rPr>
+                <w:lang w:val="en-NZ"/>
+              </w:rPr>
+              <w:t>Shift all work to fully remote. Hold all meetings online instead of in person.</w:t>
+            </w:r>
           </w:p>
         </w:tc>
       </w:tr>
@@ -9318,6 +9703,18 @@
                 <w:lang w:val="en-NZ"/>
               </w:rPr>
             </w:pPr>
+            <w:r>
+              <w:rPr>
+                <w:lang w:val="en-NZ"/>
+              </w:rPr>
+              <w:t>Switch to laptop while battery lasts</w:t>
+            </w:r>
+            <w:r>
+              <w:rPr>
+                <w:lang w:val="en-NZ"/>
+              </w:rPr>
+              <w:t>, continue work where possible. Sync changes once power restored.</w:t>
+            </w:r>
           </w:p>
         </w:tc>
       </w:tr>
@@ -9351,6 +9748,30 @@
                 <w:lang w:val="en-NZ"/>
               </w:rPr>
             </w:pPr>
+            <w:r>
+              <w:rPr>
+                <w:lang w:val="en-NZ"/>
+              </w:rPr>
+              <w:t xml:space="preserve">Resolve conflict with </w:t>
+            </w:r>
+            <w:r>
+              <w:rPr>
+                <w:lang w:val="en-NZ"/>
+              </w:rPr>
+              <w:t xml:space="preserve">Git’s merge tools. </w:t>
+            </w:r>
+            <w:r>
+              <w:rPr>
+                <w:lang w:val="en-NZ"/>
+              </w:rPr>
+              <w:t>Affected team members should discuss which lines to keep.</w:t>
+            </w:r>
+            <w:r>
+              <w:rPr>
+                <w:lang w:val="en-NZ"/>
+              </w:rPr>
+              <w:t xml:space="preserve"> </w:t>
+            </w:r>
           </w:p>
         </w:tc>
       </w:tr>
@@ -9798,6 +10219,7 @@
         <w:docPartUnique/>
       </w:docPartObj>
     </w:sdtPr>
+    <w:sdtEndPr/>
     <w:sdtContent>
       <w:p>
         <w:pPr>
@@ -10485,6 +10907,7 @@
   <w:style w:type="character" w:default="1" w:styleId="DefaultParagraphFont">
     <w:name w:val="Default Paragraph Font"/>
     <w:uiPriority w:val="1"/>
+    <w:semiHidden/>
     <w:unhideWhenUsed/>
   </w:style>
   <w:style w:type="table" w:default="1" w:styleId="TableNormal">
